--- a/PID DIGITAL/Versión simple/Documentacion/Documentacion version simple.docx
+++ b/PID DIGITAL/Versión simple/Documentacion/Documentacion version simple.docx
@@ -883,6 +883,7 @@
           <w:lang w:val="es-AR"/>
         </w:rPr>
       </w:pPr>
+      <w:proofErr w:type="spellStart"/>
       <w:r>
         <w:rPr>
           <w:rStyle w:val="CdigoHTML"/>
@@ -893,6 +894,7 @@
         </w:rPr>
         <w:t>Rele</w:t>
       </w:r>
+      <w:proofErr w:type="spellEnd"/>
       <w:r>
         <w:rPr>
           <w:rFonts w:ascii="Segoe UI" w:hAnsi="Segoe UI" w:cs="Segoe UI"/>
@@ -954,6 +956,7 @@
           <w:lang w:val="es-AR"/>
         </w:rPr>
       </w:pPr>
+      <w:proofErr w:type="spellStart"/>
       <w:r>
         <w:rPr>
           <w:rStyle w:val="CdigoHTML"/>
@@ -964,6 +967,7 @@
         </w:rPr>
         <w:t>SensorDeTemperatura</w:t>
       </w:r>
+      <w:proofErr w:type="spellEnd"/>
       <w:r>
         <w:rPr>
           <w:rFonts w:ascii="Segoe UI" w:hAnsi="Segoe UI" w:cs="Segoe UI"/>
@@ -989,6 +993,7 @@
           <w:lang w:val="es-AR"/>
         </w:rPr>
       </w:pPr>
+      <w:proofErr w:type="spellStart"/>
       <w:r>
         <w:rPr>
           <w:rStyle w:val="CdigoHTML"/>
@@ -999,6 +1004,7 @@
         </w:rPr>
         <w:t>PIDDiscreto</w:t>
       </w:r>
+      <w:proofErr w:type="spellEnd"/>
       <w:r>
         <w:rPr>
           <w:rFonts w:ascii="Segoe UI" w:hAnsi="Segoe UI" w:cs="Segoe UI"/>
@@ -1024,6 +1030,7 @@
           <w:lang w:val="es-AR"/>
         </w:rPr>
       </w:pPr>
+      <w:proofErr w:type="spellStart"/>
       <w:r>
         <w:rPr>
           <w:rStyle w:val="CdigoHTML"/>
@@ -1034,13 +1041,32 @@
         </w:rPr>
         <w:t>ControlBinario</w:t>
       </w:r>
+      <w:proofErr w:type="spellEnd"/>
       <w:r>
         <w:rPr>
           <w:rFonts w:ascii="Segoe UI" w:hAnsi="Segoe UI" w:cs="Segoe UI"/>
           <w:color w:val="0F1115"/>
           <w:lang w:val="es-AR"/>
         </w:rPr>
-        <w:t> implementa un control on/off con histéresis.</w:t>
+        <w:t xml:space="preserve"> implementa un control </w:t>
+      </w:r>
+      <w:proofErr w:type="spellStart"/>
+      <w:r>
+        <w:rPr>
+          <w:rFonts w:ascii="Segoe UI" w:hAnsi="Segoe UI" w:cs="Segoe UI"/>
+          <w:color w:val="0F1115"/>
+          <w:lang w:val="es-AR"/>
+        </w:rPr>
+        <w:t>on</w:t>
+      </w:r>
+      <w:proofErr w:type="spellEnd"/>
+      <w:r>
+        <w:rPr>
+          <w:rFonts w:ascii="Segoe UI" w:hAnsi="Segoe UI" w:cs="Segoe UI"/>
+          <w:color w:val="0F1115"/>
+          <w:lang w:val="es-AR"/>
+        </w:rPr>
+        <w:t>/off con histéresis.</w:t>
       </w:r>
     </w:p>
     <w:p>
@@ -1091,14 +1117,121 @@
           <w:color w:val="0F1115"/>
           <w:lang w:val="es-AR"/>
         </w:rPr>
-        <w:t xml:space="preserve"> (no hereda) un PID y un ControlBinario, y decide cuál usar (o ambos) mediante banderas. </w:t>
-      </w:r>
+        <w:t xml:space="preserve"> (no hereda) un PID y un </w:t>
+      </w:r>
+      <w:proofErr w:type="spellStart"/>
       <w:r>
         <w:rPr>
           <w:rFonts w:ascii="Segoe UI" w:hAnsi="Segoe UI" w:cs="Segoe UI"/>
           <w:color w:val="0F1115"/>
-        </w:rPr>
-        <w:t>También permite forzar una salida fija.</w:t>
+          <w:lang w:val="es-AR"/>
+        </w:rPr>
+        <w:t>ControlBinario</w:t>
+      </w:r>
+      <w:proofErr w:type="spellEnd"/>
+      <w:r>
+        <w:rPr>
+          <w:rFonts w:ascii="Segoe UI" w:hAnsi="Segoe UI" w:cs="Segoe UI"/>
+          <w:color w:val="0F1115"/>
+          <w:lang w:val="es-AR"/>
+        </w:rPr>
+        <w:t xml:space="preserve">, y decide cuál usar (o ambos) mediante banderas. </w:t>
+      </w:r>
+      <w:proofErr w:type="spellStart"/>
+      <w:r>
+        <w:rPr>
+          <w:rFonts w:ascii="Segoe UI" w:hAnsi="Segoe UI" w:cs="Segoe UI"/>
+          <w:color w:val="0F1115"/>
+        </w:rPr>
+        <w:t>También</w:t>
+      </w:r>
+      <w:proofErr w:type="spellEnd"/>
+      <w:r>
+        <w:rPr>
+          <w:rFonts w:ascii="Segoe UI" w:hAnsi="Segoe UI" w:cs="Segoe UI"/>
+          <w:color w:val="0F1115"/>
+        </w:rPr>
+        <w:t xml:space="preserve"> </w:t>
+      </w:r>
+      <w:proofErr w:type="spellStart"/>
+      <w:r>
+        <w:rPr>
+          <w:rFonts w:ascii="Segoe UI" w:hAnsi="Segoe UI" w:cs="Segoe UI"/>
+          <w:color w:val="0F1115"/>
+        </w:rPr>
+        <w:t>permite</w:t>
+      </w:r>
+      <w:proofErr w:type="spellEnd"/>
+      <w:r>
+        <w:rPr>
+          <w:rFonts w:ascii="Segoe UI" w:hAnsi="Segoe UI" w:cs="Segoe UI"/>
+          <w:color w:val="0F1115"/>
+        </w:rPr>
+        <w:t xml:space="preserve"> </w:t>
+      </w:r>
+      <w:proofErr w:type="spellStart"/>
+      <w:r>
+        <w:rPr>
+          <w:rFonts w:ascii="Segoe UI" w:hAnsi="Segoe UI" w:cs="Segoe UI"/>
+          <w:color w:val="0F1115"/>
+        </w:rPr>
+        <w:t>forzar</w:t>
+      </w:r>
+      <w:proofErr w:type="spellEnd"/>
+      <w:r>
+        <w:rPr>
+          <w:rFonts w:ascii="Segoe UI" w:hAnsi="Segoe UI" w:cs="Segoe UI"/>
+          <w:color w:val="0F1115"/>
+        </w:rPr>
+        <w:t xml:space="preserve"> </w:t>
+      </w:r>
+      <w:proofErr w:type="spellStart"/>
+      <w:r>
+        <w:rPr>
+          <w:rFonts w:ascii="Segoe UI" w:hAnsi="Segoe UI" w:cs="Segoe UI"/>
+          <w:color w:val="0F1115"/>
+        </w:rPr>
+        <w:t>una</w:t>
+      </w:r>
+      <w:proofErr w:type="spellEnd"/>
+      <w:r>
+        <w:rPr>
+          <w:rFonts w:ascii="Segoe UI" w:hAnsi="Segoe UI" w:cs="Segoe UI"/>
+          <w:color w:val="0F1115"/>
+        </w:rPr>
+        <w:t xml:space="preserve"> </w:t>
+      </w:r>
+      <w:proofErr w:type="spellStart"/>
+      <w:r>
+        <w:rPr>
+          <w:rFonts w:ascii="Segoe UI" w:hAnsi="Segoe UI" w:cs="Segoe UI"/>
+          <w:color w:val="0F1115"/>
+        </w:rPr>
+        <w:t>salida</w:t>
+      </w:r>
+      <w:proofErr w:type="spellEnd"/>
+      <w:r>
+        <w:rPr>
+          <w:rFonts w:ascii="Segoe UI" w:hAnsi="Segoe UI" w:cs="Segoe UI"/>
+          <w:color w:val="0F1115"/>
+        </w:rPr>
+        <w:t xml:space="preserve"> </w:t>
+      </w:r>
+      <w:proofErr w:type="spellStart"/>
+      <w:r>
+        <w:rPr>
+          <w:rFonts w:ascii="Segoe UI" w:hAnsi="Segoe UI" w:cs="Segoe UI"/>
+          <w:color w:val="0F1115"/>
+        </w:rPr>
+        <w:t>fija</w:t>
+      </w:r>
+      <w:proofErr w:type="spellEnd"/>
+      <w:r>
+        <w:rPr>
+          <w:rFonts w:ascii="Segoe UI" w:hAnsi="Segoe UI" w:cs="Segoe UI"/>
+          <w:color w:val="0F1115"/>
+        </w:rPr>
+        <w:t>.</w:t>
       </w:r>
     </w:p>
     <w:p>
@@ -1349,15 +1482,7 @@
           <w:color w:val="0F1115"/>
           <w:lang w:val="es-AR"/>
         </w:rPr>
-        <w:t xml:space="preserve"> anterior m</w:t>
-      </w:r>
-      <w:r>
-        <w:rPr>
-          <w:rFonts w:ascii="Segoe UI" w:hAnsi="Segoe UI" w:cs="Segoe UI"/>
-          <w:color w:val="0F1115"/>
-          <w:lang w:val="es-AR"/>
-        </w:rPr>
-        <w:t>uestra la dinámica del programa en el Arduino:</w:t>
+        <w:t xml:space="preserve"> anterior muestra la dinámica del programa en el Arduino:</w:t>
       </w:r>
     </w:p>
     <w:p>
@@ -1388,7 +1513,39 @@
           <w:rFonts w:ascii="Segoe UI" w:hAnsi="Segoe UI" w:cs="Segoe UI"/>
           <w:color w:val="0F1115"/>
         </w:rPr>
-        <w:t> inicializa periféricos.</w:t>
+        <w:t> </w:t>
+      </w:r>
+      <w:proofErr w:type="spellStart"/>
+      <w:r>
+        <w:rPr>
+          <w:rFonts w:ascii="Segoe UI" w:hAnsi="Segoe UI" w:cs="Segoe UI"/>
+          <w:color w:val="0F1115"/>
+        </w:rPr>
+        <w:t>inicializa</w:t>
+      </w:r>
+      <w:proofErr w:type="spellEnd"/>
+      <w:r>
+        <w:rPr>
+          <w:rFonts w:ascii="Segoe UI" w:hAnsi="Segoe UI" w:cs="Segoe UI"/>
+          <w:color w:val="0F1115"/>
+        </w:rPr>
+        <w:t xml:space="preserve"> </w:t>
+      </w:r>
+      <w:proofErr w:type="spellStart"/>
+      <w:r>
+        <w:rPr>
+          <w:rFonts w:ascii="Segoe UI" w:hAnsi="Segoe UI" w:cs="Segoe UI"/>
+          <w:color w:val="0F1115"/>
+        </w:rPr>
+        <w:t>periféricos</w:t>
+      </w:r>
+      <w:proofErr w:type="spellEnd"/>
+      <w:r>
+        <w:rPr>
+          <w:rFonts w:ascii="Segoe UI" w:hAnsi="Segoe UI" w:cs="Segoe UI"/>
+          <w:color w:val="0F1115"/>
+        </w:rPr>
+        <w:t>.</w:t>
       </w:r>
     </w:p>
     <w:p>
@@ -1407,6 +1564,7 @@
           <w:lang w:val="es-AR"/>
         </w:rPr>
       </w:pPr>
+      <w:proofErr w:type="spellStart"/>
       <w:r>
         <w:rPr>
           <w:rStyle w:val="Textoennegrita"/>
@@ -1416,6 +1574,7 @@
         </w:rPr>
         <w:t>Loop</w:t>
       </w:r>
+      <w:proofErr w:type="spellEnd"/>
       <w:r>
         <w:rPr>
           <w:rFonts w:ascii="Segoe UI" w:hAnsi="Segoe UI" w:cs="Segoe UI"/>
@@ -1449,6 +1608,7 @@
         </w:rPr>
         <w:t>Cada </w:t>
       </w:r>
+      <w:proofErr w:type="spellStart"/>
       <w:r>
         <w:rPr>
           <w:rStyle w:val="CdigoHTML"/>
@@ -1461,13 +1621,32 @@
         </w:rPr>
         <w:t>Ts</w:t>
       </w:r>
+      <w:proofErr w:type="spellEnd"/>
       <w:r>
         <w:rPr>
           <w:rFonts w:ascii="Segoe UI" w:hAnsi="Segoe UI" w:cs="Segoe UI"/>
           <w:color w:val="0F1115"/>
           <w:lang w:val="es-AR"/>
         </w:rPr>
-        <w:t> segundos (tiempo de muestreo) se lee el sensor, se calcula la acción de control (PID u OnOff), se convierte a porcentaje (1-100) y se aplica al relé (que activa una carga, ej. resistencia).</w:t>
+        <w:t xml:space="preserve"> segundos (tiempo de muestreo) se lee el sensor, se calcula la acción de control (PID u </w:t>
+      </w:r>
+      <w:proofErr w:type="spellStart"/>
+      <w:r>
+        <w:rPr>
+          <w:rFonts w:ascii="Segoe UI" w:hAnsi="Segoe UI" w:cs="Segoe UI"/>
+          <w:color w:val="0F1115"/>
+          <w:lang w:val="es-AR"/>
+        </w:rPr>
+        <w:t>OnOff</w:t>
+      </w:r>
+      <w:proofErr w:type="spellEnd"/>
+      <w:r>
+        <w:rPr>
+          <w:rFonts w:ascii="Segoe UI" w:hAnsi="Segoe UI" w:cs="Segoe UI"/>
+          <w:color w:val="0F1115"/>
+          <w:lang w:val="es-AR"/>
+        </w:rPr>
+        <w:t>), se convierte a porcentaje (1-100) y se aplica al relé (que activa una carga, ej. resistencia).</w:t>
       </w:r>
     </w:p>
     <w:p>
@@ -1508,6 +1687,392 @@
     </w:p>
     <w:p>
       <w:pPr>
+        <w:spacing w:before="160" w:after="100"/>
+      </w:pPr>
+      <w:r>
+        <w:rPr>
+          <w:rFonts w:ascii="Arial" w:eastAsia="Arial" w:hAnsi="Arial" w:cs="Arial"/>
+          <w:b/>
+          <w:bCs/>
+          <w:sz w:val="28"/>
+          <w:szCs w:val="28"/>
+        </w:rPr>
+        <w:t>Materiales y componentes necesarios</w:t>
+      </w:r>
+    </w:p>
+    <w:p>
+      <w:pPr>
+        <w:spacing w:after="80"/>
+      </w:pPr>
+      <w:r>
+        <w:rPr>
+          <w:rFonts w:ascii="Arial" w:eastAsia="Arial" w:hAnsi="Arial" w:cs="Arial"/>
+          <w:sz w:val="21"/>
+          <w:szCs w:val="21"/>
+        </w:rPr>
+        <w:t>Reunir los siguientes elementos antes de comenzar con el armado (ajustar cantidades según el proyecto específico):</w:t>
+      </w:r>
+    </w:p>
+    <w:p>
+      <w:pPr>
+        <w:widowControl/>
+        <w:numPr>
+          <w:ilvl w:val="0"/>
+          <w:numId w:val="17"/>
+        </w:numPr>
+        <w:pBdr>
+          <w:top w:val="nil"/>
+          <w:left w:val="nil"/>
+          <w:bottom w:val="nil"/>
+          <w:right w:val="nil"/>
+          <w:between w:val="nil"/>
+        </w:pBdr>
+        <w:autoSpaceDE/>
+        <w:autoSpaceDN/>
+        <w:spacing w:line="276" w:lineRule="auto"/>
+      </w:pPr>
+      <w:r>
+        <w:rPr>
+          <w:rFonts w:ascii="Arial" w:eastAsia="Arial" w:hAnsi="Arial" w:cs="Arial"/>
+          <w:color w:val="000000"/>
+          <w:sz w:val="21"/>
+          <w:szCs w:val="21"/>
+        </w:rPr>
+        <w:t>Placa Arduino (UNO u otro modelo compatible)</w:t>
+      </w:r>
+    </w:p>
+    <w:p>
+      <w:pPr>
+        <w:widowControl/>
+        <w:numPr>
+          <w:ilvl w:val="0"/>
+          <w:numId w:val="17"/>
+        </w:numPr>
+        <w:pBdr>
+          <w:top w:val="nil"/>
+          <w:left w:val="nil"/>
+          <w:bottom w:val="nil"/>
+          <w:right w:val="nil"/>
+          <w:between w:val="nil"/>
+        </w:pBdr>
+        <w:autoSpaceDE/>
+        <w:autoSpaceDN/>
+        <w:spacing w:line="276" w:lineRule="auto"/>
+      </w:pPr>
+      <w:r>
+        <w:rPr>
+          <w:rFonts w:ascii="Arial" w:eastAsia="Arial" w:hAnsi="Arial" w:cs="Arial"/>
+          <w:color w:val="000000"/>
+          <w:sz w:val="21"/>
+          <w:szCs w:val="21"/>
+        </w:rPr>
+        <w:t>Cable USB para conexión Arduino–PC</w:t>
+      </w:r>
+    </w:p>
+    <w:p>
+      <w:pPr>
+        <w:widowControl/>
+        <w:numPr>
+          <w:ilvl w:val="0"/>
+          <w:numId w:val="17"/>
+        </w:numPr>
+        <w:pBdr>
+          <w:top w:val="nil"/>
+          <w:left w:val="nil"/>
+          <w:bottom w:val="nil"/>
+          <w:right w:val="nil"/>
+          <w:between w:val="nil"/>
+        </w:pBdr>
+        <w:autoSpaceDE/>
+        <w:autoSpaceDN/>
+        <w:spacing w:line="276" w:lineRule="auto"/>
+      </w:pPr>
+      <w:r>
+        <w:rPr>
+          <w:rFonts w:ascii="Arial" w:eastAsia="Arial" w:hAnsi="Arial" w:cs="Arial"/>
+          <w:color w:val="000000"/>
+          <w:sz w:val="21"/>
+          <w:szCs w:val="21"/>
+        </w:rPr>
+        <w:t>Maqueta o estructura base del proyecto</w:t>
+      </w:r>
+    </w:p>
+    <w:p>
+      <w:pPr>
+        <w:widowControl/>
+        <w:numPr>
+          <w:ilvl w:val="0"/>
+          <w:numId w:val="17"/>
+        </w:numPr>
+        <w:pBdr>
+          <w:top w:val="nil"/>
+          <w:left w:val="nil"/>
+          <w:bottom w:val="nil"/>
+          <w:right w:val="nil"/>
+          <w:between w:val="nil"/>
+        </w:pBdr>
+        <w:autoSpaceDE/>
+        <w:autoSpaceDN/>
+        <w:spacing w:line="276" w:lineRule="auto"/>
+      </w:pPr>
+      <w:r>
+        <w:rPr>
+          <w:rFonts w:ascii="Arial" w:eastAsia="Arial" w:hAnsi="Arial" w:cs="Arial"/>
+          <w:color w:val="000000"/>
+          <w:sz w:val="21"/>
+          <w:szCs w:val="21"/>
+        </w:rPr>
+        <w:t>Plaqueta / placa de circuito con los componentes electrónicos</w:t>
+      </w:r>
+    </w:p>
+    <w:p>
+      <w:pPr>
+        <w:widowControl/>
+        <w:numPr>
+          <w:ilvl w:val="0"/>
+          <w:numId w:val="17"/>
+        </w:numPr>
+        <w:pBdr>
+          <w:top w:val="nil"/>
+          <w:left w:val="nil"/>
+          <w:bottom w:val="nil"/>
+          <w:right w:val="nil"/>
+          <w:between w:val="nil"/>
+        </w:pBdr>
+        <w:autoSpaceDE/>
+        <w:autoSpaceDN/>
+        <w:spacing w:line="276" w:lineRule="auto"/>
+      </w:pPr>
+      <w:r>
+        <w:rPr>
+          <w:rFonts w:ascii="Arial" w:eastAsia="Arial" w:hAnsi="Arial" w:cs="Arial"/>
+          <w:color w:val="000000"/>
+          <w:sz w:val="21"/>
+          <w:szCs w:val="21"/>
+        </w:rPr>
+        <w:t>Balde (para montaje de resistencias)</w:t>
+      </w:r>
+    </w:p>
+    <w:p>
+      <w:pPr>
+        <w:widowControl/>
+        <w:numPr>
+          <w:ilvl w:val="0"/>
+          <w:numId w:val="17"/>
+        </w:numPr>
+        <w:pBdr>
+          <w:top w:val="nil"/>
+          <w:left w:val="nil"/>
+          <w:bottom w:val="nil"/>
+          <w:right w:val="nil"/>
+          <w:between w:val="nil"/>
+        </w:pBdr>
+        <w:autoSpaceDE/>
+        <w:autoSpaceDN/>
+        <w:spacing w:line="276" w:lineRule="auto"/>
+      </w:pPr>
+      <w:r>
+        <w:rPr>
+          <w:rFonts w:ascii="Arial" w:eastAsia="Arial" w:hAnsi="Arial" w:cs="Arial"/>
+          <w:color w:val="000000"/>
+          <w:sz w:val="21"/>
+          <w:szCs w:val="21"/>
+        </w:rPr>
+        <w:t>2 resistencias calefactoras / de inmersión</w:t>
+      </w:r>
+    </w:p>
+    <w:p>
+      <w:pPr>
+        <w:widowControl/>
+        <w:numPr>
+          <w:ilvl w:val="0"/>
+          <w:numId w:val="17"/>
+        </w:numPr>
+        <w:pBdr>
+          <w:top w:val="nil"/>
+          <w:left w:val="nil"/>
+          <w:bottom w:val="nil"/>
+          <w:right w:val="nil"/>
+          <w:between w:val="nil"/>
+        </w:pBdr>
+        <w:autoSpaceDE/>
+        <w:autoSpaceDN/>
+        <w:spacing w:line="276" w:lineRule="auto"/>
+      </w:pPr>
+      <w:r>
+        <w:rPr>
+          <w:rFonts w:ascii="Arial" w:eastAsia="Arial" w:hAnsi="Arial" w:cs="Arial"/>
+          <w:color w:val="000000"/>
+          <w:sz w:val="21"/>
+          <w:szCs w:val="21"/>
+        </w:rPr>
+        <w:t>Riel DIN</w:t>
+      </w:r>
+    </w:p>
+    <w:p>
+      <w:pPr>
+        <w:widowControl/>
+        <w:numPr>
+          <w:ilvl w:val="0"/>
+          <w:numId w:val="17"/>
+        </w:numPr>
+        <w:pBdr>
+          <w:top w:val="nil"/>
+          <w:left w:val="nil"/>
+          <w:bottom w:val="nil"/>
+          <w:right w:val="nil"/>
+          <w:between w:val="nil"/>
+        </w:pBdr>
+        <w:autoSpaceDE/>
+        <w:autoSpaceDN/>
+        <w:spacing w:line="276" w:lineRule="auto"/>
+      </w:pPr>
+      <w:r>
+        <w:rPr>
+          <w:rFonts w:ascii="Arial" w:eastAsia="Arial" w:hAnsi="Arial" w:cs="Arial"/>
+          <w:color w:val="000000"/>
+          <w:sz w:val="21"/>
+          <w:szCs w:val="21"/>
+        </w:rPr>
+        <w:t>Borneras para riel DIN</w:t>
+      </w:r>
+    </w:p>
+    <w:p>
+      <w:pPr>
+        <w:widowControl/>
+        <w:numPr>
+          <w:ilvl w:val="0"/>
+          <w:numId w:val="17"/>
+        </w:numPr>
+        <w:pBdr>
+          <w:top w:val="nil"/>
+          <w:left w:val="nil"/>
+          <w:bottom w:val="nil"/>
+          <w:right w:val="nil"/>
+          <w:between w:val="nil"/>
+        </w:pBdr>
+        <w:autoSpaceDE/>
+        <w:autoSpaceDN/>
+        <w:spacing w:line="276" w:lineRule="auto"/>
+      </w:pPr>
+      <w:proofErr w:type="gramStart"/>
+      <w:r>
+        <w:rPr>
+          <w:rFonts w:ascii="Arial" w:eastAsia="Arial" w:hAnsi="Arial" w:cs="Arial"/>
+          <w:color w:val="000000"/>
+          <w:sz w:val="21"/>
+          <w:szCs w:val="21"/>
+        </w:rPr>
+        <w:t>Llave interruptor</w:t>
+      </w:r>
+      <w:proofErr w:type="gramEnd"/>
+      <w:r>
+        <w:rPr>
+          <w:rFonts w:ascii="Arial" w:eastAsia="Arial" w:hAnsi="Arial" w:cs="Arial"/>
+          <w:color w:val="000000"/>
+          <w:sz w:val="21"/>
+          <w:szCs w:val="21"/>
+        </w:rPr>
+        <w:t xml:space="preserve"> </w:t>
+      </w:r>
+      <w:proofErr w:type="spellStart"/>
+      <w:r>
+        <w:rPr>
+          <w:rFonts w:ascii="Arial" w:eastAsia="Arial" w:hAnsi="Arial" w:cs="Arial"/>
+          <w:color w:val="000000"/>
+          <w:sz w:val="21"/>
+          <w:szCs w:val="21"/>
+        </w:rPr>
+        <w:t>termomagnética</w:t>
+      </w:r>
+      <w:proofErr w:type="spellEnd"/>
+    </w:p>
+    <w:p>
+      <w:pPr>
+        <w:widowControl/>
+        <w:numPr>
+          <w:ilvl w:val="0"/>
+          <w:numId w:val="17"/>
+        </w:numPr>
+        <w:pBdr>
+          <w:top w:val="nil"/>
+          <w:left w:val="nil"/>
+          <w:bottom w:val="nil"/>
+          <w:right w:val="nil"/>
+          <w:between w:val="nil"/>
+        </w:pBdr>
+        <w:autoSpaceDE/>
+        <w:autoSpaceDN/>
+        <w:spacing w:line="276" w:lineRule="auto"/>
+      </w:pPr>
+      <w:r>
+        <w:rPr>
+          <w:rFonts w:ascii="Arial" w:eastAsia="Arial" w:hAnsi="Arial" w:cs="Arial"/>
+          <w:color w:val="000000"/>
+          <w:sz w:val="21"/>
+          <w:szCs w:val="21"/>
+        </w:rPr>
+        <w:t>Cables de conexión (varios calibres según corresponda)</w:t>
+      </w:r>
+    </w:p>
+    <w:p>
+      <w:pPr>
+        <w:widowControl/>
+        <w:numPr>
+          <w:ilvl w:val="0"/>
+          <w:numId w:val="17"/>
+        </w:numPr>
+        <w:pBdr>
+          <w:top w:val="nil"/>
+          <w:left w:val="nil"/>
+          <w:bottom w:val="nil"/>
+          <w:right w:val="nil"/>
+          <w:between w:val="nil"/>
+        </w:pBdr>
+        <w:autoSpaceDE/>
+        <w:autoSpaceDN/>
+        <w:spacing w:line="276" w:lineRule="auto"/>
+      </w:pPr>
+      <w:r>
+        <w:rPr>
+          <w:rFonts w:ascii="Arial" w:eastAsia="Arial" w:hAnsi="Arial" w:cs="Arial"/>
+          <w:color w:val="000000"/>
+          <w:sz w:val="21"/>
+          <w:szCs w:val="21"/>
+        </w:rPr>
+        <w:t>Herramientas: destornilladores, pelacables, taladro o mecha para agujerear el balde, cinta aisladora</w:t>
+      </w:r>
+    </w:p>
+    <w:p>
+      <w:pPr>
+        <w:widowControl/>
+        <w:numPr>
+          <w:ilvl w:val="0"/>
+          <w:numId w:val="17"/>
+        </w:numPr>
+        <w:pBdr>
+          <w:top w:val="nil"/>
+          <w:left w:val="nil"/>
+          <w:bottom w:val="nil"/>
+          <w:right w:val="nil"/>
+          <w:between w:val="nil"/>
+        </w:pBdr>
+        <w:autoSpaceDE/>
+        <w:autoSpaceDN/>
+        <w:spacing w:after="200" w:line="276" w:lineRule="auto"/>
+      </w:pPr>
+      <w:r>
+        <w:rPr>
+          <w:rFonts w:ascii="Arial" w:eastAsia="Arial" w:hAnsi="Arial" w:cs="Arial"/>
+          <w:color w:val="000000"/>
+          <w:sz w:val="21"/>
+          <w:szCs w:val="21"/>
+        </w:rPr>
+        <w:t>PC con acceso a internet para instalar el software</w:t>
+      </w:r>
+    </w:p>
+    <w:p>
+      <w:pPr>
         <w:tabs>
           <w:tab w:val="left" w:pos="6168"/>
         </w:tabs>
@@ -1516,835 +2081,221 @@
           <w:szCs w:val="24"/>
         </w:rPr>
       </w:pPr>
-    </w:p>
-    <w:p>
-      <w:pPr>
-        <w:tabs>
-          <w:tab w:val="left" w:pos="6168"/>
-        </w:tabs>
-        <w:rPr>
-          <w:sz w:val="24"/>
-          <w:szCs w:val="24"/>
-        </w:rPr>
-      </w:pPr>
-    </w:p>
-    <w:p>
-      <w:pPr>
-        <w:tabs>
-          <w:tab w:val="left" w:pos="6168"/>
-        </w:tabs>
-        <w:rPr>
-          <w:sz w:val="24"/>
-          <w:szCs w:val="24"/>
-        </w:rPr>
-      </w:pPr>
-    </w:p>
-    <w:p>
-      <w:pPr>
-        <w:tabs>
-          <w:tab w:val="left" w:pos="6168"/>
-        </w:tabs>
-        <w:rPr>
-          <w:sz w:val="24"/>
-          <w:szCs w:val="24"/>
-        </w:rPr>
-      </w:pPr>
-    </w:p>
-    <w:p>
-      <w:pPr>
-        <w:tabs>
-          <w:tab w:val="left" w:pos="6168"/>
-        </w:tabs>
-        <w:rPr>
-          <w:sz w:val="24"/>
-          <w:szCs w:val="24"/>
-        </w:rPr>
-      </w:pPr>
-    </w:p>
-    <w:p>
-      <w:pPr>
-        <w:tabs>
-          <w:tab w:val="left" w:pos="6168"/>
-        </w:tabs>
-        <w:rPr>
-          <w:sz w:val="24"/>
-          <w:szCs w:val="24"/>
-        </w:rPr>
-      </w:pPr>
-    </w:p>
-    <w:p>
-      <w:pPr>
-        <w:tabs>
-          <w:tab w:val="left" w:pos="6168"/>
-        </w:tabs>
-        <w:rPr>
-          <w:b/>
-          <w:sz w:val="24"/>
-          <w:szCs w:val="24"/>
-        </w:rPr>
-      </w:pPr>
-      <w:r>
-        <w:rPr>
-          <w:b/>
-          <w:sz w:val="24"/>
-          <w:szCs w:val="24"/>
-        </w:rPr>
-        <w:t xml:space="preserve">Conceptos de programación </w:t>
-      </w:r>
-      <w:r>
-        <w:rPr>
-          <w:b/>
-          <w:sz w:val="24"/>
-          <w:szCs w:val="24"/>
-        </w:rPr>
-        <w:t>orientada a objetos</w:t>
-      </w:r>
-      <w:r>
-        <w:rPr>
-          <w:b/>
-          <w:sz w:val="24"/>
-          <w:szCs w:val="24"/>
-        </w:rPr>
-        <w:t xml:space="preserve"> usados </w:t>
-      </w:r>
-    </w:p>
-    <w:p>
-      <w:pPr>
-        <w:tabs>
-          <w:tab w:val="left" w:pos="6168"/>
-        </w:tabs>
-        <w:rPr>
-          <w:b/>
-          <w:sz w:val="24"/>
-          <w:szCs w:val="24"/>
-        </w:rPr>
-      </w:pPr>
-    </w:p>
-    <w:p>
-      <w:pPr>
-        <w:pStyle w:val="Ttulo3"/>
-        <w:shd w:val="clear" w:color="auto" w:fill="FFFFFF"/>
-        <w:spacing w:before="480" w:after="240" w:line="450" w:lineRule="atLeast"/>
-        <w:rPr>
-          <w:rFonts w:ascii="Segoe UI" w:eastAsia="Times New Roman" w:hAnsi="Segoe UI" w:cs="Segoe UI"/>
-          <w:color w:val="0F1115"/>
-          <w:sz w:val="30"/>
-          <w:szCs w:val="30"/>
-          <w:lang w:val="en-AU"/>
-        </w:rPr>
-      </w:pPr>
-      <w:r>
-        <w:rPr>
-          <w:rFonts w:ascii="Segoe UI" w:hAnsi="Segoe UI" w:cs="Segoe UI"/>
-          <w:color w:val="0F1115"/>
-          <w:sz w:val="30"/>
-          <w:szCs w:val="30"/>
-        </w:rPr>
-        <w:t>Encapsulamiento</w:t>
-      </w:r>
-    </w:p>
-    <w:p>
-      <w:pPr>
-        <w:pStyle w:val="ds-markdown-paragraph"/>
-        <w:numPr>
-          <w:ilvl w:val="0"/>
-          <w:numId w:val="10"/>
-        </w:numPr>
-        <w:shd w:val="clear" w:color="auto" w:fill="FFFFFF"/>
-        <w:spacing w:after="0" w:afterAutospacing="0"/>
-        <w:ind w:left="0"/>
-        <w:rPr>
-          <w:rFonts w:ascii="Segoe UI" w:hAnsi="Segoe UI" w:cs="Segoe UI"/>
-          <w:color w:val="0F1115"/>
-          <w:lang w:val="es-AR"/>
-        </w:rPr>
-      </w:pPr>
-      <w:r>
-        <w:rPr>
-          <w:rFonts w:ascii="Segoe UI" w:hAnsi="Segoe UI" w:cs="Segoe UI"/>
-          <w:color w:val="0F1115"/>
-          <w:lang w:val="es-AR"/>
-        </w:rPr>
-        <w:t>Atributos privados en todas las clases (</w:t>
-      </w:r>
-      <w:r>
-        <w:rPr>
-          <w:rStyle w:val="CdigoHTML"/>
-          <w:rFonts w:ascii="Consolas" w:hAnsi="Consolas"/>
-          <w:color w:val="0F1115"/>
-          <w:shd w:val="clear" w:color="auto" w:fill="EBEEF2"/>
-          <w:lang w:val="es-AR"/>
-        </w:rPr>
-        <w:t>_baseDeTiempo</w:t>
-      </w:r>
-      <w:r>
-        <w:rPr>
-          <w:rFonts w:ascii="Segoe UI" w:hAnsi="Segoe UI" w:cs="Segoe UI"/>
-          <w:color w:val="0F1115"/>
-          <w:lang w:val="es-AR"/>
-        </w:rPr>
-        <w:t>, </w:t>
-      </w:r>
-      <w:r>
-        <w:rPr>
-          <w:rStyle w:val="CdigoHTML"/>
-          <w:rFonts w:ascii="Consolas" w:hAnsi="Consolas"/>
-          <w:color w:val="0F1115"/>
-          <w:shd w:val="clear" w:color="auto" w:fill="EBEEF2"/>
-          <w:lang w:val="es-AR"/>
-        </w:rPr>
-        <w:t>_pin</w:t>
-      </w:r>
-      <w:r>
-        <w:rPr>
-          <w:rFonts w:ascii="Segoe UI" w:hAnsi="Segoe UI" w:cs="Segoe UI"/>
-          <w:color w:val="0F1115"/>
-          <w:lang w:val="es-AR"/>
-        </w:rPr>
-        <w:t>, </w:t>
-      </w:r>
-      <w:r>
-        <w:rPr>
-          <w:rStyle w:val="CdigoHTML"/>
-          <w:rFonts w:ascii="Consolas" w:hAnsi="Consolas"/>
-          <w:color w:val="0F1115"/>
-          <w:shd w:val="clear" w:color="auto" w:fill="EBEEF2"/>
-          <w:lang w:val="es-AR"/>
-        </w:rPr>
-        <w:t>integral_acum</w:t>
-      </w:r>
-      <w:r>
-        <w:rPr>
-          <w:rFonts w:ascii="Segoe UI" w:hAnsi="Segoe UI" w:cs="Segoe UI"/>
-          <w:color w:val="0F1115"/>
-          <w:lang w:val="es-AR"/>
-        </w:rPr>
-        <w:t>, etc.) y métodos públicos para interactuar.</w:t>
-      </w:r>
-    </w:p>
-    <w:p>
-      <w:pPr>
-        <w:pStyle w:val="ds-markdown-paragraph"/>
-        <w:numPr>
-          <w:ilvl w:val="0"/>
-          <w:numId w:val="10"/>
-        </w:numPr>
-        <w:shd w:val="clear" w:color="auto" w:fill="FFFFFF"/>
-        <w:spacing w:after="0" w:afterAutospacing="0"/>
-        <w:ind w:left="0"/>
-        <w:rPr>
-          <w:rFonts w:ascii="Segoe UI" w:hAnsi="Segoe UI" w:cs="Segoe UI"/>
-          <w:color w:val="0F1115"/>
-          <w:lang w:val="es-AR"/>
-        </w:rPr>
-      </w:pPr>
-      <w:r>
-        <w:rPr>
-          <w:rFonts w:ascii="Segoe UI" w:hAnsi="Segoe UI" w:cs="Segoe UI"/>
-          <w:color w:val="0F1115"/>
-          <w:lang w:val="es-AR"/>
-        </w:rPr>
-        <w:t>Ejemplo: </w:t>
-      </w:r>
-      <w:r>
-        <w:rPr>
-          <w:rStyle w:val="CdigoHTML"/>
-          <w:rFonts w:ascii="Consolas" w:hAnsi="Consolas"/>
-          <w:color w:val="0F1115"/>
-          <w:shd w:val="clear" w:color="auto" w:fill="EBEEF2"/>
-          <w:lang w:val="es-AR"/>
-        </w:rPr>
-        <w:t>PIDDiscreto</w:t>
-      </w:r>
-      <w:r>
-        <w:rPr>
-          <w:rFonts w:ascii="Segoe UI" w:hAnsi="Segoe UI" w:cs="Segoe UI"/>
-          <w:color w:val="0F1115"/>
-          <w:lang w:val="es-AR"/>
-        </w:rPr>
-        <w:t> oculta sus variables internas (</w:t>
-      </w:r>
-      <w:r>
-        <w:rPr>
-          <w:rStyle w:val="CdigoHTML"/>
-          <w:rFonts w:ascii="Consolas" w:hAnsi="Consolas"/>
-          <w:color w:val="0F1115"/>
-          <w:shd w:val="clear" w:color="auto" w:fill="EBEEF2"/>
-          <w:lang w:val="es-AR"/>
-        </w:rPr>
-        <w:t>integral_acum</w:t>
-      </w:r>
-      <w:r>
-        <w:rPr>
-          <w:rFonts w:ascii="Segoe UI" w:hAnsi="Segoe UI" w:cs="Segoe UI"/>
-          <w:color w:val="0F1115"/>
-          <w:lang w:val="es-AR"/>
-        </w:rPr>
-        <w:t>, </w:t>
-      </w:r>
-      <w:r>
-        <w:rPr>
-          <w:rStyle w:val="CdigoHTML"/>
-          <w:rFonts w:ascii="Consolas" w:hAnsi="Consolas"/>
-          <w:color w:val="0F1115"/>
-          <w:shd w:val="clear" w:color="auto" w:fill="EBEEF2"/>
-          <w:lang w:val="es-AR"/>
-        </w:rPr>
-        <w:t>error_anterior</w:t>
-      </w:r>
-      <w:r>
-        <w:rPr>
-          <w:rFonts w:ascii="Segoe UI" w:hAnsi="Segoe UI" w:cs="Segoe UI"/>
-          <w:color w:val="0F1115"/>
-          <w:lang w:val="es-AR"/>
-        </w:rPr>
-        <w:t>) y solo expone </w:t>
-      </w:r>
-      <w:r>
-        <w:rPr>
-          <w:rStyle w:val="CdigoHTML"/>
-          <w:rFonts w:ascii="Consolas" w:hAnsi="Consolas"/>
-          <w:color w:val="0F1115"/>
-          <w:shd w:val="clear" w:color="auto" w:fill="EBEEF2"/>
-          <w:lang w:val="es-AR"/>
-        </w:rPr>
-        <w:t>Calcular(error)</w:t>
-      </w:r>
-      <w:r>
-        <w:rPr>
-          <w:rFonts w:ascii="Segoe UI" w:hAnsi="Segoe UI" w:cs="Segoe UI"/>
-          <w:color w:val="0F1115"/>
-          <w:lang w:val="es-AR"/>
-        </w:rPr>
-        <w:t>.</w:t>
-      </w:r>
-    </w:p>
-    <w:p>
-      <w:pPr>
-        <w:pStyle w:val="Ttulo3"/>
-        <w:shd w:val="clear" w:color="auto" w:fill="FFFFFF"/>
-        <w:spacing w:before="480" w:after="240" w:line="450" w:lineRule="atLeast"/>
-        <w:rPr>
-          <w:rFonts w:ascii="Segoe UI" w:hAnsi="Segoe UI" w:cs="Segoe UI"/>
-          <w:color w:val="0F1115"/>
-          <w:sz w:val="30"/>
-          <w:szCs w:val="30"/>
-        </w:rPr>
-      </w:pPr>
-      <w:r>
-        <w:rPr>
-          <w:rFonts w:ascii="Segoe UI" w:hAnsi="Segoe UI" w:cs="Segoe UI"/>
-          <w:color w:val="0F1115"/>
-          <w:sz w:val="30"/>
-          <w:szCs w:val="30"/>
-        </w:rPr>
-        <w:t>Herencia</w:t>
-      </w:r>
-    </w:p>
-    <w:p>
-      <w:pPr>
-        <w:pStyle w:val="ds-markdown-paragraph"/>
-        <w:numPr>
-          <w:ilvl w:val="0"/>
-          <w:numId w:val="11"/>
-        </w:numPr>
-        <w:shd w:val="clear" w:color="auto" w:fill="FFFFFF"/>
-        <w:spacing w:after="0" w:afterAutospacing="0"/>
-        <w:ind w:left="0"/>
-        <w:rPr>
-          <w:rFonts w:ascii="Segoe UI" w:hAnsi="Segoe UI" w:cs="Segoe UI"/>
-          <w:color w:val="0F1115"/>
-          <w:lang w:val="es-AR"/>
-        </w:rPr>
-      </w:pPr>
-      <w:r>
-        <w:rPr>
-          <w:rStyle w:val="CdigoHTML"/>
-          <w:rFonts w:ascii="Consolas" w:hAnsi="Consolas"/>
-          <w:color w:val="0F1115"/>
-          <w:shd w:val="clear" w:color="auto" w:fill="EBEEF2"/>
-          <w:lang w:val="es-AR"/>
-        </w:rPr>
-        <w:t>Rele</w:t>
-      </w:r>
-      <w:r>
-        <w:rPr>
-          <w:rFonts w:ascii="Segoe UI" w:hAnsi="Segoe UI" w:cs="Segoe UI"/>
-          <w:color w:val="0F1115"/>
-          <w:lang w:val="es-AR"/>
-        </w:rPr>
-        <w:t> hereda de </w:t>
-      </w:r>
-      <w:r>
-        <w:rPr>
-          <w:rStyle w:val="CdigoHTML"/>
-          <w:rFonts w:ascii="Consolas" w:hAnsi="Consolas"/>
-          <w:color w:val="0F1115"/>
-          <w:shd w:val="clear" w:color="auto" w:fill="EBEEF2"/>
-          <w:lang w:val="es-AR"/>
-        </w:rPr>
-        <w:t>actuador</w:t>
-      </w:r>
-      <w:r>
-        <w:rPr>
-          <w:rFonts w:ascii="Segoe UI" w:hAnsi="Segoe UI" w:cs="Segoe UI"/>
-          <w:color w:val="0F1115"/>
-          <w:lang w:val="es-AR"/>
-        </w:rPr>
-        <w:t>. Esto permite tratar a cualquier actuador de forma polimórfica (aunque aquí no se usa explícitamente).</w:t>
-      </w:r>
-    </w:p>
-    <w:p>
-      <w:pPr>
-        <w:pStyle w:val="ds-markdown-paragraph"/>
-        <w:numPr>
-          <w:ilvl w:val="0"/>
-          <w:numId w:val="11"/>
-        </w:numPr>
-        <w:shd w:val="clear" w:color="auto" w:fill="FFFFFF"/>
-        <w:spacing w:after="0" w:afterAutospacing="0"/>
-        <w:ind w:left="0"/>
-        <w:rPr>
-          <w:rFonts w:ascii="Segoe UI" w:hAnsi="Segoe UI" w:cs="Segoe UI"/>
-          <w:color w:val="0F1115"/>
-          <w:lang w:val="es-AR"/>
-        </w:rPr>
-      </w:pPr>
-      <w:r>
-        <w:rPr>
-          <w:rFonts w:ascii="Segoe UI" w:hAnsi="Segoe UI" w:cs="Segoe UI"/>
-          <w:color w:val="0F1115"/>
-          <w:lang w:val="es-AR"/>
-        </w:rPr>
-        <w:t>La clase base define </w:t>
-      </w:r>
-      <w:r>
-        <w:rPr>
-          <w:rStyle w:val="CdigoHTML"/>
-          <w:rFonts w:ascii="Consolas" w:hAnsi="Consolas"/>
-          <w:color w:val="0F1115"/>
-          <w:shd w:val="clear" w:color="auto" w:fill="EBEEF2"/>
-          <w:lang w:val="es-AR"/>
-        </w:rPr>
-        <w:t>virtual void Aplicar(int valor)</w:t>
-      </w:r>
-      <w:r>
-        <w:rPr>
-          <w:rFonts w:ascii="Segoe UI" w:hAnsi="Segoe UI" w:cs="Segoe UI"/>
-          <w:color w:val="0F1115"/>
-          <w:lang w:val="es-AR"/>
-        </w:rPr>
-        <w:t>, y la derivada la sobrescribe con </w:t>
-      </w:r>
-      <w:r>
-        <w:rPr>
-          <w:rStyle w:val="CdigoHTML"/>
-          <w:rFonts w:ascii="Consolas" w:hAnsi="Consolas"/>
-          <w:color w:val="0F1115"/>
-          <w:shd w:val="clear" w:color="auto" w:fill="EBEEF2"/>
-          <w:lang w:val="es-AR"/>
-        </w:rPr>
-        <w:t>override</w:t>
-      </w:r>
-      <w:r>
-        <w:rPr>
-          <w:rFonts w:ascii="Segoe UI" w:hAnsi="Segoe UI" w:cs="Segoe UI"/>
-          <w:color w:val="0F1115"/>
-          <w:lang w:val="es-AR"/>
-        </w:rPr>
-        <w:t>.</w:t>
-      </w:r>
-    </w:p>
-    <w:p>
-      <w:pPr>
-        <w:tabs>
-          <w:tab w:val="left" w:pos="6168"/>
-        </w:tabs>
-        <w:rPr>
-          <w:sz w:val="24"/>
-          <w:szCs w:val="24"/>
-        </w:rPr>
-      </w:pPr>
-    </w:p>
-    <w:p>
-      <w:pPr>
-        <w:tabs>
-          <w:tab w:val="left" w:pos="6168"/>
-        </w:tabs>
-        <w:rPr>
-          <w:sz w:val="24"/>
-          <w:szCs w:val="24"/>
-        </w:rPr>
-      </w:pPr>
-    </w:p>
-    <w:p>
-      <w:pPr>
-        <w:pStyle w:val="Ttulo3"/>
-        <w:shd w:val="clear" w:color="auto" w:fill="FFFFFF"/>
-        <w:spacing w:before="480" w:after="240" w:line="450" w:lineRule="atLeast"/>
-        <w:rPr>
-          <w:rFonts w:ascii="Segoe UI" w:eastAsia="Times New Roman" w:hAnsi="Segoe UI" w:cs="Segoe UI"/>
-          <w:color w:val="0F1115"/>
-          <w:sz w:val="30"/>
-          <w:szCs w:val="30"/>
-          <w:lang w:val="en-AU"/>
-        </w:rPr>
-      </w:pPr>
-      <w:r>
-        <w:rPr>
-          <w:rFonts w:ascii="Segoe UI" w:hAnsi="Segoe UI" w:cs="Segoe UI"/>
-          <w:color w:val="0F1115"/>
-          <w:sz w:val="30"/>
-          <w:szCs w:val="30"/>
-        </w:rPr>
-        <w:t>Polimorfismo (virtual)</w:t>
-      </w:r>
-    </w:p>
-    <w:p>
-      <w:pPr>
-        <w:pStyle w:val="ds-markdown-paragraph"/>
-        <w:numPr>
-          <w:ilvl w:val="0"/>
-          <w:numId w:val="14"/>
-        </w:numPr>
-        <w:shd w:val="clear" w:color="auto" w:fill="FFFFFF"/>
-        <w:spacing w:after="0" w:afterAutospacing="0"/>
-        <w:ind w:left="0"/>
-        <w:rPr>
-          <w:rFonts w:ascii="Segoe UI" w:hAnsi="Segoe UI" w:cs="Segoe UI"/>
-          <w:color w:val="0F1115"/>
-          <w:lang w:val="es-AR"/>
-        </w:rPr>
-      </w:pPr>
-      <w:r>
-        <w:rPr>
-          <w:rFonts w:ascii="Segoe UI" w:hAnsi="Segoe UI" w:cs="Segoe UI"/>
-          <w:color w:val="0F1115"/>
-          <w:lang w:val="es-AR"/>
-        </w:rPr>
-        <w:t>El método </w:t>
-      </w:r>
-      <w:r>
-        <w:rPr>
-          <w:rStyle w:val="CdigoHTML"/>
-          <w:rFonts w:ascii="Consolas" w:hAnsi="Consolas"/>
-          <w:color w:val="0F1115"/>
-          <w:shd w:val="clear" w:color="auto" w:fill="EBEEF2"/>
-          <w:lang w:val="es-AR"/>
-        </w:rPr>
-        <w:t>Aplicar</w:t>
-      </w:r>
-      <w:r>
-        <w:rPr>
-          <w:rFonts w:ascii="Segoe UI" w:hAnsi="Segoe UI" w:cs="Segoe UI"/>
-          <w:color w:val="0F1115"/>
-          <w:lang w:val="es-AR"/>
-        </w:rPr>
-        <w:t> es virtual en </w:t>
-      </w:r>
-      <w:r>
-        <w:rPr>
-          <w:rStyle w:val="CdigoHTML"/>
-          <w:rFonts w:ascii="Consolas" w:hAnsi="Consolas"/>
-          <w:color w:val="0F1115"/>
-          <w:shd w:val="clear" w:color="auto" w:fill="EBEEF2"/>
-          <w:lang w:val="es-AR"/>
-        </w:rPr>
-        <w:t>actuador</w:t>
-      </w:r>
-      <w:r>
-        <w:rPr>
-          <w:rFonts w:ascii="Segoe UI" w:hAnsi="Segoe UI" w:cs="Segoe UI"/>
-          <w:color w:val="0F1115"/>
-          <w:lang w:val="es-AR"/>
-        </w:rPr>
-        <w:t>. Si en el futuro se tuviera un array de punteros a </w:t>
-      </w:r>
-      <w:r>
-        <w:rPr>
-          <w:rStyle w:val="CdigoHTML"/>
-          <w:rFonts w:ascii="Consolas" w:hAnsi="Consolas"/>
-          <w:color w:val="0F1115"/>
-          <w:shd w:val="clear" w:color="auto" w:fill="EBEEF2"/>
-          <w:lang w:val="es-AR"/>
-        </w:rPr>
-        <w:t>actuador</w:t>
-      </w:r>
-      <w:r>
-        <w:rPr>
-          <w:rFonts w:ascii="Segoe UI" w:hAnsi="Segoe UI" w:cs="Segoe UI"/>
-          <w:color w:val="0F1115"/>
-          <w:lang w:val="es-AR"/>
-        </w:rPr>
-        <w:t>, se podría llamar a </w:t>
-      </w:r>
-      <w:r>
-        <w:rPr>
-          <w:rStyle w:val="CdigoHTML"/>
-          <w:rFonts w:ascii="Consolas" w:hAnsi="Consolas"/>
-          <w:color w:val="0F1115"/>
-          <w:shd w:val="clear" w:color="auto" w:fill="EBEEF2"/>
-          <w:lang w:val="es-AR"/>
-        </w:rPr>
-        <w:t>Aplicar</w:t>
-      </w:r>
-      <w:r>
-        <w:rPr>
-          <w:rFonts w:ascii="Segoe UI" w:hAnsi="Segoe UI" w:cs="Segoe UI"/>
-          <w:color w:val="0F1115"/>
-          <w:lang w:val="es-AR"/>
-        </w:rPr>
-        <w:t> y cada objeto ejecutaría su propia ve</w:t>
-      </w:r>
       <w:bookmarkStart w:id="0" w:name="_GoBack"/>
       <w:bookmarkEnd w:id="0"/>
-      <w:r>
-        <w:rPr>
-          <w:rFonts w:ascii="Segoe UI" w:hAnsi="Segoe UI" w:cs="Segoe UI"/>
-          <w:color w:val="0F1115"/>
-          <w:lang w:val="es-AR"/>
-        </w:rPr>
-        <w:t>rsión.</w:t>
-      </w:r>
-    </w:p>
-    <w:p>
-      <w:pPr>
-        <w:pStyle w:val="ds-markdown-paragraph"/>
-        <w:numPr>
-          <w:ilvl w:val="0"/>
-          <w:numId w:val="14"/>
-        </w:numPr>
-        <w:shd w:val="clear" w:color="auto" w:fill="FFFFFF"/>
-        <w:spacing w:after="0" w:afterAutospacing="0"/>
-        <w:ind w:left="0"/>
-        <w:rPr>
-          <w:rFonts w:ascii="Segoe UI" w:hAnsi="Segoe UI" w:cs="Segoe UI"/>
-          <w:color w:val="0F1115"/>
-          <w:lang w:val="es-AR"/>
-        </w:rPr>
-      </w:pPr>
-      <w:r>
-        <w:rPr>
-          <w:rFonts w:ascii="Segoe UI" w:hAnsi="Segoe UI" w:cs="Segoe UI"/>
-          <w:color w:val="0F1115"/>
-          <w:lang w:val="es-AR"/>
-        </w:rPr>
-        <w:t>En </w:t>
-      </w:r>
-      <w:r>
-        <w:rPr>
-          <w:rStyle w:val="CdigoHTML"/>
-          <w:rFonts w:ascii="Consolas" w:hAnsi="Consolas"/>
-          <w:color w:val="0F1115"/>
-          <w:shd w:val="clear" w:color="auto" w:fill="EBEEF2"/>
-          <w:lang w:val="es-AR"/>
-        </w:rPr>
-        <w:t>Rele</w:t>
-      </w:r>
-      <w:r>
-        <w:rPr>
-          <w:rFonts w:ascii="Segoe UI" w:hAnsi="Segoe UI" w:cs="Segoe UI"/>
-          <w:color w:val="0F1115"/>
-          <w:lang w:val="es-AR"/>
-        </w:rPr>
-        <w:t>, se usa </w:t>
-      </w:r>
-      <w:r>
-        <w:rPr>
-          <w:rStyle w:val="CdigoHTML"/>
-          <w:rFonts w:ascii="Consolas" w:hAnsi="Consolas"/>
-          <w:color w:val="0F1115"/>
-          <w:shd w:val="clear" w:color="auto" w:fill="EBEEF2"/>
-          <w:lang w:val="es-AR"/>
-        </w:rPr>
-        <w:t>override</w:t>
-      </w:r>
-      <w:r>
-        <w:rPr>
-          <w:rFonts w:ascii="Segoe UI" w:hAnsi="Segoe UI" w:cs="Segoe UI"/>
-          <w:color w:val="0F1115"/>
-          <w:lang w:val="es-AR"/>
-        </w:rPr>
-        <w:t> para indicar que se reimplementa el método virtual.</w:t>
-      </w:r>
-    </w:p>
-    <w:p>
-      <w:pPr>
-        <w:pStyle w:val="Ttulo3"/>
-        <w:shd w:val="clear" w:color="auto" w:fill="FFFFFF"/>
-        <w:spacing w:before="480" w:after="240" w:line="450" w:lineRule="atLeast"/>
-        <w:rPr>
-          <w:rFonts w:ascii="Segoe UI" w:hAnsi="Segoe UI" w:cs="Segoe UI"/>
-          <w:color w:val="0F1115"/>
-          <w:sz w:val="30"/>
-          <w:szCs w:val="30"/>
-        </w:rPr>
-      </w:pPr>
-      <w:r>
-        <w:rPr>
-          <w:rFonts w:ascii="Segoe UI" w:hAnsi="Segoe UI" w:cs="Segoe UI"/>
-          <w:color w:val="0F1115"/>
-          <w:sz w:val="30"/>
-          <w:szCs w:val="30"/>
-        </w:rPr>
+    </w:p>
+    <w:p>
+      <w:pPr>
+        <w:tabs>
+          <w:tab w:val="left" w:pos="6168"/>
+        </w:tabs>
+      </w:pPr>
+      <w:r>
+        <w:t>Diagrama:</w:t>
+      </w:r>
+    </w:p>
+    <w:p>
+      <w:pPr>
+        <w:tabs>
+          <w:tab w:val="left" w:pos="6168"/>
+        </w:tabs>
+      </w:pPr>
+    </w:p>
+    <w:p>
+      <w:pPr>
+        <w:tabs>
+          <w:tab w:val="left" w:pos="6168"/>
+        </w:tabs>
+      </w:pPr>
+    </w:p>
+    <w:p>
+      <w:pPr>
+        <w:spacing w:after="176" w:line="259" w:lineRule="auto"/>
+      </w:pPr>
+    </w:p>
+    <w:p>
+      <w:pPr>
+        <w:spacing w:after="196" w:line="259" w:lineRule="auto"/>
+      </w:pPr>
+      <w:r>
+        <w:rPr>
+          <w:rFonts w:ascii="Times New Roman" w:eastAsia="Times New Roman" w:hAnsi="Times New Roman" w:cs="Times New Roman"/>
+          <w:sz w:val="20"/>
+        </w:rPr>
+        <w:t xml:space="preserve"> </w:t>
+      </w:r>
+    </w:p>
+    <w:p>
+      <w:pPr>
+        <w:spacing w:line="259" w:lineRule="auto"/>
+      </w:pPr>
+      <w:r>
+        <w:t xml:space="preserve"> </w:t>
+      </w:r>
+      <w:r>
+        <w:rPr>
+          <w:noProof/>
+          <w:lang w:val="en-AU" w:eastAsia="en-AU"/>
+        </w:rPr>
+        <w:drawing>
+          <wp:inline distT="0" distB="0" distL="0" distR="0" wp14:anchorId="7130F8D0" wp14:editId="7EC631B4">
+            <wp:extent cx="6744335" cy="2016634"/>
+            <wp:effectExtent l="0" t="0" r="0" b="3175"/>
+            <wp:docPr id="2" name="Imagen 2" descr="C:\Users\Usuario\Downloads\PIDSimplificado.drawio (1).png"/>
+            <wp:cNvGraphicFramePr>
+              <a:graphicFrameLocks xmlns:a="http://schemas.openxmlformats.org/drawingml/2006/main" noChangeAspect="1"/>
+            </wp:cNvGraphicFramePr>
+            <a:graphic xmlns:a="http://schemas.openxmlformats.org/drawingml/2006/main">
+              <a:graphicData uri="http://schemas.openxmlformats.org/drawingml/2006/picture">
+                <pic:pic xmlns:pic="http://schemas.openxmlformats.org/drawingml/2006/picture">
+                  <pic:nvPicPr>
+                    <pic:cNvPr id="0" name="Picture 1" descr="C:\Users\Usuario\Downloads\PIDSimplificado.drawio (1).png"/>
+                    <pic:cNvPicPr>
+                      <a:picLocks noChangeAspect="1" noChangeArrowheads="1"/>
+                    </pic:cNvPicPr>
+                  </pic:nvPicPr>
+                  <pic:blipFill>
+                    <a:blip r:embed="rId12">
+                      <a:extLst>
+                        <a:ext uri="{28A0092B-C50C-407E-A947-70E740481C1C}">
+                          <a14:useLocalDpi xmlns:a14="http://schemas.microsoft.com/office/drawing/2010/main" val="0"/>
+                        </a:ext>
+                      </a:extLst>
+                    </a:blip>
+                    <a:srcRect/>
+                    <a:stretch>
+                      <a:fillRect/>
+                    </a:stretch>
+                  </pic:blipFill>
+                  <pic:spPr bwMode="auto">
+                    <a:xfrm>
+                      <a:off x="0" y="0"/>
+                      <a:ext cx="6744335" cy="2016634"/>
+                    </a:xfrm>
+                    <a:prstGeom prst="rect">
+                      <a:avLst/>
+                    </a:prstGeom>
+                    <a:noFill/>
+                    <a:ln>
+                      <a:noFill/>
+                    </a:ln>
+                  </pic:spPr>
+                </pic:pic>
+              </a:graphicData>
+            </a:graphic>
+          </wp:inline>
+        </w:drawing>
+      </w:r>
+    </w:p>
+    <w:p>
+      <w:pPr>
+        <w:spacing w:line="259" w:lineRule="auto"/>
+      </w:pPr>
+    </w:p>
+    <w:p>
+      <w:pPr>
+        <w:spacing w:line="259" w:lineRule="auto"/>
+      </w:pPr>
+      <w:r>
         <w:lastRenderedPageBreak/>
-        <w:t>Composición (Agregación fuerte)</w:t>
-      </w:r>
-    </w:p>
-    <w:p>
-      <w:pPr>
-        <w:pStyle w:val="ds-markdown-paragraph"/>
-        <w:numPr>
-          <w:ilvl w:val="0"/>
-          <w:numId w:val="15"/>
-        </w:numPr>
-        <w:shd w:val="clear" w:color="auto" w:fill="FFFFFF"/>
-        <w:spacing w:after="0" w:afterAutospacing="0"/>
-        <w:ind w:left="0"/>
-        <w:rPr>
-          <w:rFonts w:ascii="Segoe UI" w:hAnsi="Segoe UI" w:cs="Segoe UI"/>
-          <w:color w:val="0F1115"/>
-          <w:lang w:val="es-AR"/>
-        </w:rPr>
-      </w:pPr>
-      <w:r>
-        <w:rPr>
-          <w:rFonts w:ascii="Segoe UI" w:hAnsi="Segoe UI" w:cs="Segoe UI"/>
-          <w:color w:val="0F1115"/>
-          <w:lang w:val="es-AR"/>
-        </w:rPr>
-        <w:t>La clase </w:t>
-      </w:r>
-      <w:r>
-        <w:rPr>
-          <w:rStyle w:val="CdigoHTML"/>
-          <w:rFonts w:ascii="Consolas" w:hAnsi="Consolas"/>
-          <w:color w:val="0F1115"/>
-          <w:shd w:val="clear" w:color="auto" w:fill="EBEEF2"/>
-          <w:lang w:val="es-AR"/>
-        </w:rPr>
-        <w:t>Control</w:t>
-      </w:r>
-      <w:r>
-        <w:rPr>
-          <w:rFonts w:ascii="Segoe UI" w:hAnsi="Segoe UI" w:cs="Segoe UI"/>
-          <w:color w:val="0F1115"/>
-          <w:lang w:val="es-AR"/>
-        </w:rPr>
-        <w:t> </w:t>
-      </w:r>
-      <w:r>
-        <w:rPr>
-          <w:rStyle w:val="Textoennegrita"/>
-          <w:rFonts w:ascii="Segoe UI" w:hAnsi="Segoe UI" w:cs="Segoe UI"/>
-          <w:color w:val="0F1115"/>
-          <w:lang w:val="es-AR"/>
-        </w:rPr>
-        <w:t>tiene un</w:t>
-      </w:r>
-      <w:r>
-        <w:rPr>
-          <w:rFonts w:ascii="Segoe UI" w:hAnsi="Segoe UI" w:cs="Segoe UI"/>
-          <w:color w:val="0F1115"/>
-          <w:lang w:val="es-AR"/>
-        </w:rPr>
-        <w:t> </w:t>
-      </w:r>
-      <w:r>
-        <w:rPr>
-          <w:rStyle w:val="CdigoHTML"/>
-          <w:rFonts w:ascii="Consolas" w:hAnsi="Consolas"/>
-          <w:color w:val="0F1115"/>
-          <w:shd w:val="clear" w:color="auto" w:fill="EBEEF2"/>
-          <w:lang w:val="es-AR"/>
-        </w:rPr>
-        <w:t>PIDDiscreto</w:t>
-      </w:r>
-      <w:r>
-        <w:rPr>
-          <w:rFonts w:ascii="Segoe UI" w:hAnsi="Segoe UI" w:cs="Segoe UI"/>
-          <w:color w:val="0F1115"/>
-          <w:lang w:val="es-AR"/>
-        </w:rPr>
-        <w:t> y </w:t>
-      </w:r>
-      <w:r>
-        <w:rPr>
-          <w:rStyle w:val="Textoennegrita"/>
-          <w:rFonts w:ascii="Segoe UI" w:hAnsi="Segoe UI" w:cs="Segoe UI"/>
-          <w:color w:val="0F1115"/>
-          <w:lang w:val="es-AR"/>
-        </w:rPr>
-        <w:t>tiene un</w:t>
-      </w:r>
-      <w:r>
-        <w:rPr>
-          <w:rFonts w:ascii="Segoe UI" w:hAnsi="Segoe UI" w:cs="Segoe UI"/>
-          <w:color w:val="0F1115"/>
-          <w:lang w:val="es-AR"/>
-        </w:rPr>
-        <w:t> </w:t>
-      </w:r>
-      <w:r>
-        <w:rPr>
-          <w:rStyle w:val="CdigoHTML"/>
-          <w:rFonts w:ascii="Consolas" w:hAnsi="Consolas"/>
-          <w:color w:val="0F1115"/>
-          <w:shd w:val="clear" w:color="auto" w:fill="EBEEF2"/>
-          <w:lang w:val="es-AR"/>
-        </w:rPr>
-        <w:t>ControlBinario</w:t>
-      </w:r>
-      <w:r>
-        <w:rPr>
-          <w:rFonts w:ascii="Segoe UI" w:hAnsi="Segoe UI" w:cs="Segoe UI"/>
-          <w:color w:val="0F1115"/>
-          <w:lang w:val="es-AR"/>
-        </w:rPr>
-        <w:t> como miembros. Esto es preferible a la herencia porque un control no "es un" PID, sino que "usa un" PID y un OnOff.</w:t>
-      </w:r>
-    </w:p>
-    <w:p>
-      <w:pPr>
-        <w:pStyle w:val="ds-markdown-paragraph"/>
-        <w:numPr>
-          <w:ilvl w:val="0"/>
-          <w:numId w:val="15"/>
-        </w:numPr>
-        <w:shd w:val="clear" w:color="auto" w:fill="FFFFFF"/>
-        <w:spacing w:after="0" w:afterAutospacing="0"/>
-        <w:ind w:left="0"/>
-        <w:rPr>
-          <w:rFonts w:ascii="Segoe UI" w:hAnsi="Segoe UI" w:cs="Segoe UI"/>
-          <w:color w:val="0F1115"/>
-          <w:lang w:val="es-AR"/>
-        </w:rPr>
-      </w:pPr>
-      <w:r>
-        <w:rPr>
-          <w:rFonts w:ascii="Segoe UI" w:hAnsi="Segoe UI" w:cs="Segoe UI"/>
-          <w:color w:val="0F1115"/>
-          <w:lang w:val="es-AR"/>
-        </w:rPr>
-        <w:t>La composición permite cambiar fácilmente las estrategias de control sin modificar la interfaz de </w:t>
-      </w:r>
-      <w:r>
-        <w:rPr>
-          <w:rStyle w:val="CdigoHTML"/>
-          <w:rFonts w:ascii="Consolas" w:hAnsi="Consolas"/>
-          <w:color w:val="0F1115"/>
-          <w:shd w:val="clear" w:color="auto" w:fill="EBEEF2"/>
-          <w:lang w:val="es-AR"/>
-        </w:rPr>
-        <w:t>Control</w:t>
-      </w:r>
-      <w:r>
-        <w:rPr>
-          <w:rFonts w:ascii="Segoe UI" w:hAnsi="Segoe UI" w:cs="Segoe UI"/>
-          <w:color w:val="0F1115"/>
-          <w:lang w:val="es-AR"/>
-        </w:rPr>
-        <w:t>.</w:t>
+        <w:t>PRESUPUESTO:</w:t>
+      </w:r>
+    </w:p>
+    <w:p>
+      <w:pPr>
+        <w:spacing w:line="259" w:lineRule="auto"/>
+      </w:pPr>
+    </w:p>
+    <w:p>
+      <w:pPr>
+        <w:spacing w:line="259" w:lineRule="auto"/>
+      </w:pPr>
+      <w:r>
+        <w:rPr>
+          <w:noProof/>
+          <w:lang w:val="en-AU" w:eastAsia="en-AU"/>
+        </w:rPr>
+        <w:drawing>
+          <wp:inline distT="0" distB="0" distL="0" distR="0" wp14:anchorId="146DC732" wp14:editId="527F85EE">
+            <wp:extent cx="6744335" cy="4364990"/>
+            <wp:effectExtent l="0" t="0" r="0" b="0"/>
+            <wp:docPr id="3" name="Imagen 3"/>
+            <wp:cNvGraphicFramePr>
+              <a:graphicFrameLocks xmlns:a="http://schemas.openxmlformats.org/drawingml/2006/main" noChangeAspect="1"/>
+            </wp:cNvGraphicFramePr>
+            <a:graphic xmlns:a="http://schemas.openxmlformats.org/drawingml/2006/main">
+              <a:graphicData uri="http://schemas.openxmlformats.org/drawingml/2006/picture">
+                <pic:pic xmlns:pic="http://schemas.openxmlformats.org/drawingml/2006/picture">
+                  <pic:nvPicPr>
+                    <pic:cNvPr id="1" name=""/>
+                    <pic:cNvPicPr/>
+                  </pic:nvPicPr>
+                  <pic:blipFill>
+                    <a:blip r:embed="rId13"/>
+                    <a:stretch>
+                      <a:fillRect/>
+                    </a:stretch>
+                  </pic:blipFill>
+                  <pic:spPr>
+                    <a:xfrm>
+                      <a:off x="0" y="0"/>
+                      <a:ext cx="6744335" cy="4364990"/>
+                    </a:xfrm>
+                    <a:prstGeom prst="rect">
+                      <a:avLst/>
+                    </a:prstGeom>
+                  </pic:spPr>
+                </pic:pic>
+              </a:graphicData>
+            </a:graphic>
+          </wp:inline>
+        </w:drawing>
+      </w:r>
+    </w:p>
+    <w:p>
+      <w:pPr>
+        <w:spacing w:line="259" w:lineRule="auto"/>
+      </w:pPr>
+      <w:r>
+        <w:rPr>
+          <w:noProof/>
+          <w:lang w:val="en-AU" w:eastAsia="en-AU"/>
+        </w:rPr>
+        <w:drawing>
+          <wp:inline distT="0" distB="0" distL="0" distR="0" wp14:anchorId="0141E138" wp14:editId="5769C815">
+            <wp:extent cx="6744335" cy="2176780"/>
+            <wp:effectExtent l="0" t="0" r="0" b="0"/>
+            <wp:docPr id="4" name="Imagen 4"/>
+            <wp:cNvGraphicFramePr>
+              <a:graphicFrameLocks xmlns:a="http://schemas.openxmlformats.org/drawingml/2006/main" noChangeAspect="1"/>
+            </wp:cNvGraphicFramePr>
+            <a:graphic xmlns:a="http://schemas.openxmlformats.org/drawingml/2006/main">
+              <a:graphicData uri="http://schemas.openxmlformats.org/drawingml/2006/picture">
+                <pic:pic xmlns:pic="http://schemas.openxmlformats.org/drawingml/2006/picture">
+                  <pic:nvPicPr>
+                    <pic:cNvPr id="1" name=""/>
+                    <pic:cNvPicPr/>
+                  </pic:nvPicPr>
+                  <pic:blipFill>
+                    <a:blip r:embed="rId14"/>
+                    <a:stretch>
+                      <a:fillRect/>
+                    </a:stretch>
+                  </pic:blipFill>
+                  <pic:spPr>
+                    <a:xfrm>
+                      <a:off x="0" y="0"/>
+                      <a:ext cx="6744335" cy="2176780"/>
+                    </a:xfrm>
+                    <a:prstGeom prst="rect">
+                      <a:avLst/>
+                    </a:prstGeom>
+                  </pic:spPr>
+                </pic:pic>
+              </a:graphicData>
+            </a:graphic>
+          </wp:inline>
+        </w:drawing>
       </w:r>
     </w:p>
     <w:p>
@@ -2370,122 +2321,6 @@
     </w:p>
     <w:p>
       <w:pPr>
-        <w:pStyle w:val="Ttulo3"/>
-        <w:shd w:val="clear" w:color="auto" w:fill="FFFFFF"/>
-        <w:spacing w:before="480" w:after="240" w:line="450" w:lineRule="atLeast"/>
-        <w:rPr>
-          <w:rFonts w:ascii="Segoe UI" w:eastAsia="Times New Roman" w:hAnsi="Segoe UI" w:cs="Segoe UI"/>
-          <w:color w:val="0F1115"/>
-          <w:sz w:val="30"/>
-          <w:szCs w:val="30"/>
-          <w:lang w:val="en-AU"/>
-        </w:rPr>
-      </w:pPr>
-      <w:r>
-        <w:rPr>
-          <w:rFonts w:ascii="Segoe UI" w:hAnsi="Segoe UI" w:cs="Segoe UI"/>
-          <w:color w:val="0F1115"/>
-          <w:sz w:val="30"/>
-          <w:szCs w:val="30"/>
-        </w:rPr>
-        <w:t>Abstracción</w:t>
-      </w:r>
-    </w:p>
-    <w:p>
-      <w:pPr>
-        <w:pStyle w:val="ds-markdown-paragraph"/>
-        <w:numPr>
-          <w:ilvl w:val="0"/>
-          <w:numId w:val="16"/>
-        </w:numPr>
-        <w:shd w:val="clear" w:color="auto" w:fill="FFFFFF"/>
-        <w:spacing w:after="0" w:afterAutospacing="0"/>
-        <w:ind w:left="0"/>
-        <w:rPr>
-          <w:rFonts w:ascii="Segoe UI" w:hAnsi="Segoe UI" w:cs="Segoe UI"/>
-          <w:color w:val="0F1115"/>
-        </w:rPr>
-      </w:pPr>
-      <w:r>
-        <w:rPr>
-          <w:rFonts w:ascii="Segoe UI" w:hAnsi="Segoe UI" w:cs="Segoe UI"/>
-          <w:color w:val="0F1115"/>
-          <w:lang w:val="es-AR"/>
-        </w:rPr>
-        <w:t>La clase </w:t>
-      </w:r>
-      <w:r>
-        <w:rPr>
-          <w:rStyle w:val="CdigoHTML"/>
-          <w:rFonts w:ascii="Consolas" w:hAnsi="Consolas"/>
-          <w:color w:val="0F1115"/>
-          <w:shd w:val="clear" w:color="auto" w:fill="EBEEF2"/>
-          <w:lang w:val="es-AR"/>
-        </w:rPr>
-        <w:t>actuador</w:t>
-      </w:r>
-      <w:r>
-        <w:rPr>
-          <w:rFonts w:ascii="Segoe UI" w:hAnsi="Segoe UI" w:cs="Segoe UI"/>
-          <w:color w:val="0F1115"/>
-          <w:lang w:val="es-AR"/>
-        </w:rPr>
-        <w:t> define una abstracción de lo que hace un actuador sin especificar cómo. </w:t>
-      </w:r>
-      <w:r>
-        <w:rPr>
-          <w:rStyle w:val="CdigoHTML"/>
-          <w:rFonts w:ascii="Consolas" w:hAnsi="Consolas"/>
-          <w:color w:val="0F1115"/>
-          <w:shd w:val="clear" w:color="auto" w:fill="EBEEF2"/>
-        </w:rPr>
-        <w:t>Rele</w:t>
-      </w:r>
-      <w:r>
-        <w:rPr>
-          <w:rFonts w:ascii="Segoe UI" w:hAnsi="Segoe UI" w:cs="Segoe UI"/>
-          <w:color w:val="0F1115"/>
-        </w:rPr>
-        <w:t> concreta esa abstracción para un relé.</w:t>
-      </w:r>
-    </w:p>
-    <w:p>
-      <w:pPr>
-        <w:pStyle w:val="ds-markdown-paragraph"/>
-        <w:numPr>
-          <w:ilvl w:val="0"/>
-          <w:numId w:val="16"/>
-        </w:numPr>
-        <w:shd w:val="clear" w:color="auto" w:fill="FFFFFF"/>
-        <w:spacing w:after="0" w:afterAutospacing="0"/>
-        <w:ind w:left="0"/>
-        <w:rPr>
-          <w:rFonts w:ascii="Segoe UI" w:hAnsi="Segoe UI" w:cs="Segoe UI"/>
-          <w:color w:val="0F1115"/>
-          <w:lang w:val="es-AR"/>
-        </w:rPr>
-      </w:pPr>
-      <w:r>
-        <w:rPr>
-          <w:rStyle w:val="CdigoHTML"/>
-          <w:rFonts w:ascii="Consolas" w:hAnsi="Consolas"/>
-          <w:color w:val="0F1115"/>
-          <w:shd w:val="clear" w:color="auto" w:fill="EBEEF2"/>
-          <w:lang w:val="es-AR"/>
-        </w:rPr>
-        <w:t>SensorDeTemperatura</w:t>
-      </w:r>
-      <w:r>
-        <w:rPr>
-          <w:rFonts w:ascii="Segoe UI" w:hAnsi="Segoe UI" w:cs="Segoe UI"/>
-          <w:color w:val="0F1115"/>
-          <w:lang w:val="es-AR"/>
-        </w:rPr>
-        <w:t> abstrae la complejidad de la librería DHT y devuelve un valor de temperatura limpio.</w:t>
-      </w:r>
-    </w:p>
-    <w:p>
-      <w:pPr>
         <w:tabs>
           <w:tab w:val="left" w:pos="6168"/>
         </w:tabs>
@@ -2505,36 +2340,8 @@
         </w:tabs>
       </w:pPr>
     </w:p>
-    <w:p>
-      <w:pPr>
-        <w:tabs>
-          <w:tab w:val="left" w:pos="6168"/>
-        </w:tabs>
-      </w:pPr>
-    </w:p>
-    <w:p>
-      <w:pPr>
-        <w:tabs>
-          <w:tab w:val="left" w:pos="6168"/>
-        </w:tabs>
-      </w:pPr>
-    </w:p>
-    <w:p>
-      <w:pPr>
-        <w:tabs>
-          <w:tab w:val="left" w:pos="6168"/>
-        </w:tabs>
-      </w:pPr>
-    </w:p>
-    <w:p>
-      <w:pPr>
-        <w:tabs>
-          <w:tab w:val="left" w:pos="6168"/>
-        </w:tabs>
-      </w:pPr>
-    </w:p>
     <w:sectPr>
-      <w:footerReference w:type="default" r:id="rId12"/>
+      <w:footerReference w:type="default" r:id="rId15"/>
       <w:pgSz w:w="12240" w:h="15840"/>
       <w:pgMar w:top="1500" w:right="800" w:bottom="1380" w:left="940" w:header="706" w:footer="1184" w:gutter="0"/>
       <w:pgNumType w:start="2"/>
@@ -2692,7 +2499,7 @@
                                   <w:sz w:val="36"/>
                                   <w:szCs w:val="36"/>
                                 </w:rPr>
-                                <w:t>4</w:t>
+                                <w:t>6</w:t>
                               </w:r>
                               <w:r>
                                 <w:rPr>
@@ -2781,7 +2588,7 @@
                             <w:sz w:val="36"/>
                             <w:szCs w:val="36"/>
                           </w:rPr>
-                          <w:t>4</w:t>
+                          <w:t>6</w:t>
                         </w:r>
                         <w:r>
                           <w:rPr>
@@ -4098,6 +3905,95 @@
     </w:lvl>
   </w:abstractNum>
   <w:abstractNum w:abstractNumId="9" w15:restartNumberingAfterBreak="0">
+    <w:nsid w:val="52C21B5F"/>
+    <w:multiLevelType w:val="multilevel"/>
+    <w:tmpl w:val="66064C66"/>
+    <w:lvl w:ilvl="0">
+      <w:start w:val="1"/>
+      <w:numFmt w:val="bullet"/>
+      <w:lvlText w:val="●"/>
+      <w:lvlJc w:val="left"/>
+      <w:pPr>
+        <w:ind w:left="360" w:hanging="360"/>
+      </w:pPr>
+      <w:rPr>
+        <w:rFonts w:ascii="Noto Sans Symbols" w:eastAsia="Noto Sans Symbols" w:hAnsi="Noto Sans Symbols" w:cs="Noto Sans Symbols"/>
+      </w:rPr>
+    </w:lvl>
+    <w:lvl w:ilvl="1">
+      <w:start w:val="1"/>
+      <w:numFmt w:val="bullet"/>
+      <w:lvlText w:val=""/>
+      <w:lvlJc w:val="left"/>
+      <w:pPr>
+        <w:ind w:left="0" w:firstLine="0"/>
+      </w:pPr>
+    </w:lvl>
+    <w:lvl w:ilvl="2">
+      <w:start w:val="1"/>
+      <w:numFmt w:val="bullet"/>
+      <w:lvlText w:val=""/>
+      <w:lvlJc w:val="left"/>
+      <w:pPr>
+        <w:ind w:left="0" w:firstLine="0"/>
+      </w:pPr>
+    </w:lvl>
+    <w:lvl w:ilvl="3">
+      <w:start w:val="1"/>
+      <w:numFmt w:val="bullet"/>
+      <w:lvlText w:val=""/>
+      <w:lvlJc w:val="left"/>
+      <w:pPr>
+        <w:ind w:left="0" w:firstLine="0"/>
+      </w:pPr>
+    </w:lvl>
+    <w:lvl w:ilvl="4">
+      <w:start w:val="1"/>
+      <w:numFmt w:val="bullet"/>
+      <w:lvlText w:val=""/>
+      <w:lvlJc w:val="left"/>
+      <w:pPr>
+        <w:ind w:left="0" w:firstLine="0"/>
+      </w:pPr>
+    </w:lvl>
+    <w:lvl w:ilvl="5">
+      <w:start w:val="1"/>
+      <w:numFmt w:val="bullet"/>
+      <w:lvlText w:val=""/>
+      <w:lvlJc w:val="left"/>
+      <w:pPr>
+        <w:ind w:left="0" w:firstLine="0"/>
+      </w:pPr>
+    </w:lvl>
+    <w:lvl w:ilvl="6">
+      <w:start w:val="1"/>
+      <w:numFmt w:val="bullet"/>
+      <w:lvlText w:val=""/>
+      <w:lvlJc w:val="left"/>
+      <w:pPr>
+        <w:ind w:left="0" w:firstLine="0"/>
+      </w:pPr>
+    </w:lvl>
+    <w:lvl w:ilvl="7">
+      <w:start w:val="1"/>
+      <w:numFmt w:val="bullet"/>
+      <w:lvlText w:val=""/>
+      <w:lvlJc w:val="left"/>
+      <w:pPr>
+        <w:ind w:left="0" w:firstLine="0"/>
+      </w:pPr>
+    </w:lvl>
+    <w:lvl w:ilvl="8">
+      <w:start w:val="1"/>
+      <w:numFmt w:val="bullet"/>
+      <w:lvlText w:val=""/>
+      <w:lvlJc w:val="left"/>
+      <w:pPr>
+        <w:ind w:left="0" w:firstLine="0"/>
+      </w:pPr>
+    </w:lvl>
+  </w:abstractNum>
+  <w:abstractNum w:abstractNumId="10" w15:restartNumberingAfterBreak="0">
     <w:nsid w:val="52EF5F95"/>
     <w:multiLevelType w:val="multilevel"/>
     <w:tmpl w:val="22D83BB0"/>
@@ -4246,7 +4142,7 @@
       </w:rPr>
     </w:lvl>
   </w:abstractNum>
-  <w:abstractNum w:abstractNumId="10" w15:restartNumberingAfterBreak="0">
+  <w:abstractNum w:abstractNumId="11" w15:restartNumberingAfterBreak="0">
     <w:nsid w:val="545B00DB"/>
     <w:multiLevelType w:val="multilevel"/>
     <w:tmpl w:val="176E1A88"/>
@@ -4395,7 +4291,7 @@
       </w:rPr>
     </w:lvl>
   </w:abstractNum>
-  <w:abstractNum w:abstractNumId="11" w15:restartNumberingAfterBreak="0">
+  <w:abstractNum w:abstractNumId="12" w15:restartNumberingAfterBreak="0">
     <w:nsid w:val="653577D4"/>
     <w:multiLevelType w:val="multilevel"/>
     <w:tmpl w:val="B388E5DA"/>
@@ -4544,7 +4440,7 @@
       </w:rPr>
     </w:lvl>
   </w:abstractNum>
-  <w:abstractNum w:abstractNumId="12" w15:restartNumberingAfterBreak="0">
+  <w:abstractNum w:abstractNumId="13" w15:restartNumberingAfterBreak="0">
     <w:nsid w:val="67893F7C"/>
     <w:multiLevelType w:val="multilevel"/>
     <w:tmpl w:val="6F209B22"/>
@@ -4693,7 +4589,7 @@
       </w:rPr>
     </w:lvl>
   </w:abstractNum>
-  <w:abstractNum w:abstractNumId="13" w15:restartNumberingAfterBreak="0">
+  <w:abstractNum w:abstractNumId="14" w15:restartNumberingAfterBreak="0">
     <w:nsid w:val="695C4987"/>
     <w:multiLevelType w:val="multilevel"/>
     <w:tmpl w:val="196CBE2C"/>
@@ -4806,7 +4702,7 @@
       </w:pPr>
     </w:lvl>
   </w:abstractNum>
-  <w:abstractNum w:abstractNumId="14" w15:restartNumberingAfterBreak="0">
+  <w:abstractNum w:abstractNumId="15" w15:restartNumberingAfterBreak="0">
     <w:nsid w:val="6B0579ED"/>
     <w:multiLevelType w:val="multilevel"/>
     <w:tmpl w:val="72D60566"/>
@@ -4955,7 +4851,7 @@
       </w:rPr>
     </w:lvl>
   </w:abstractNum>
-  <w:abstractNum w:abstractNumId="15" w15:restartNumberingAfterBreak="0">
+  <w:abstractNum w:abstractNumId="16" w15:restartNumberingAfterBreak="0">
     <w:nsid w:val="6B515342"/>
     <w:multiLevelType w:val="multilevel"/>
     <w:tmpl w:val="973C5EF6"/>
@@ -5114,25 +5010,25 @@
     <w:abstractNumId w:val="5"/>
   </w:num>
   <w:num w:numId="4">
-    <w:abstractNumId w:val="15"/>
+    <w:abstractNumId w:val="16"/>
   </w:num>
   <w:num w:numId="5">
     <w:abstractNumId w:val="7"/>
   </w:num>
   <w:num w:numId="6">
-    <w:abstractNumId w:val="12"/>
+    <w:abstractNumId w:val="13"/>
   </w:num>
   <w:num w:numId="7">
-    <w:abstractNumId w:val="14"/>
+    <w:abstractNumId w:val="15"/>
   </w:num>
   <w:num w:numId="8">
     <w:abstractNumId w:val="0"/>
   </w:num>
   <w:num w:numId="9">
-    <w:abstractNumId w:val="13"/>
+    <w:abstractNumId w:val="14"/>
   </w:num>
   <w:num w:numId="10">
-    <w:abstractNumId w:val="9"/>
+    <w:abstractNumId w:val="10"/>
   </w:num>
   <w:num w:numId="11">
     <w:abstractNumId w:val="1"/>
@@ -5144,13 +5040,16 @@
     <w:abstractNumId w:val="2"/>
   </w:num>
   <w:num w:numId="14">
-    <w:abstractNumId w:val="11"/>
+    <w:abstractNumId w:val="12"/>
   </w:num>
   <w:num w:numId="15">
     <w:abstractNumId w:val="8"/>
   </w:num>
   <w:num w:numId="16">
-    <w:abstractNumId w:val="10"/>
+    <w:abstractNumId w:val="11"/>
+  </w:num>
+  <w:num w:numId="17">
+    <w:abstractNumId w:val="9"/>
   </w:num>
   <w:numIdMacAtCleanup w:val="7"/>
 </w:numbering>
@@ -6818,7 +6717,7 @@
 </file>
 
 <file path=customXml/itemProps1.xml><?xml version="1.0" encoding="utf-8"?>
-<ds:datastoreItem xmlns:ds="http://schemas.openxmlformats.org/officeDocument/2006/customXml" ds:itemID="{1F2CDA7B-A28D-477F-896C-0CB7B2396122}">
+<ds:datastoreItem xmlns:ds="http://schemas.openxmlformats.org/officeDocument/2006/customXml" ds:itemID="{0F8012DF-F7EE-4B86-B8AF-FDD530C3B4ED}">
   <ds:schemaRefs>
     <ds:schemaRef ds:uri="http://schemas.openxmlformats.org/officeDocument/2006/bibliography"/>
   </ds:schemaRefs>
